--- a/word_reports/LP_0413_위치_484_London Boys_Requiem _45rp.docx
+++ b/word_reports/LP_0413_위치_484_London Boys_Requiem _45rp.docx
@@ -4,7 +4,7 @@
   <w:body>
     <w:p>
       <w:pPr>
-        <w:spacing w:after="280"/>
+        <w:spacing w:after="80"/>
       </w:pPr>
       <w:r>
         <w:rPr w:rFonts="맑은 고딕">
@@ -13,94 +13,47 @@
           <w:color w:val="1E3A8A"/>
           <w:sz w:val="30"/>
         </w:rPr>
-        <w:t>[484] London Boys - Requiem /45rpm</w:t>
+        <w:t>London Boys (런던 보이즈) - Requiem /45rpm</w:t>
       </w:r>
     </w:p>
     <w:p>
       <w:pPr>
-        <w:spacing w:after="320"/>
+        <w:spacing w:after="240"/>
       </w:pPr>
       <w:r>
         <w:rPr w:rFonts="맑은 고딕">
           <w:rFonts w:ascii="맑은 고딕" w:hAnsi="맑은 고딕" w:eastAsia="맑은 고딕"/>
           <w:b/>
-          <w:sz w:val="20"/>
+          <w:color w:val="4B5563"/>
+          <w:sz w:val="22"/>
         </w:rPr>
-        <w:t>■ 위치 : 484</w:t>
-        <w:br/>
-      </w:r>
-      <w:r>
-        <w:rPr w:rFonts="맑은 고딕">
-          <w:rFonts w:ascii="맑은 고딕" w:hAnsi="맑은 고딕" w:eastAsia="맑은 고딕"/>
-          <w:b/>
-          <w:sz w:val="20"/>
-        </w:rPr>
-        <w:t>■ 아티스트 : London Boys</w:t>
-        <w:br/>
-      </w:r>
-      <w:r>
-        <w:rPr w:rFonts="맑은 고딕">
-          <w:rFonts w:ascii="맑은 고딕" w:hAnsi="맑은 고딕" w:eastAsia="맑은 고딕"/>
-          <w:b/>
-          <w:sz w:val="20"/>
-        </w:rPr>
-        <w:t>■ 앨범명 : Requiem /45rpm</w:t>
-        <w:br/>
-      </w:r>
-      <w:r>
-        <w:rPr w:rFonts="맑은 고딕">
-          <w:rFonts w:ascii="맑은 고딕" w:hAnsi="맑은 고딕" w:eastAsia="맑은 고딕"/>
-          <w:b w:val="0"/>
-          <w:sz w:val="20"/>
-        </w:rPr>
-        <w:t>■ 음반 레이블 : Teldec</w:t>
-        <w:br/>
-      </w:r>
-      <w:r>
-        <w:rPr w:rFonts="맑은 고딕">
-          <w:rFonts w:ascii="맑은 고딕" w:hAnsi="맑은 고딕" w:eastAsia="맑은 고딕"/>
-          <w:b w:val="0"/>
-          <w:sz w:val="20"/>
-        </w:rPr>
-        <w:t>■ 발매년도 : 1988</w:t>
-        <w:br/>
-      </w:r>
-      <w:r>
-        <w:rPr w:rFonts="맑은 고딕">
-          <w:rFonts w:ascii="맑은 고딕" w:hAnsi="맑은 고딕" w:eastAsia="맑은 고딕"/>
-          <w:b w:val="0"/>
-          <w:sz w:val="20"/>
-        </w:rPr>
-        <w:t>■ 장르 : 유로비트 (Eurobeat), 하이-에너지 (Hi-NRG), 신스팝 (Synth-pop)</w:t>
-        <w:br/>
-      </w:r>
-      <w:r>
-        <w:rPr w:rFonts="맑은 고딕">
-          <w:rFonts w:ascii="맑은 고딕" w:hAnsi="맑은 고딕" w:eastAsia="맑은 고딕"/>
-          <w:b w:val="0"/>
-          <w:sz w:val="20"/>
-        </w:rPr>
-        <w:t>■ 주요 수록곡 : 1. Requiem (Continental Mix)</w:t>
-        <w:br/>
+        <w:t>위치 :  484</w:t>
       </w:r>
     </w:p>
     <w:p>
       <w:pPr>
-        <w:spacing w:after="160"/>
+        <w:spacing w:line="324" w:lineRule="auto" w:before="80" w:after="160"/>
       </w:pPr>
       <w:r>
         <w:rPr w:rFonts="맑은 고딕">
           <w:rFonts w:ascii="맑은 고딕" w:hAnsi="맑은 고딕" w:eastAsia="맑은 고딕"/>
           <w:b/>
           <w:color w:val="1F2937"/>
-          <w:sz w:val="24"/>
+          <w:sz w:val="22"/>
         </w:rPr>
-        <w:t>■ 음반 해설 및 감상 가이드</w:t>
+        <w:t xml:space="preserve">[음반 소개] </w:t>
+      </w:r>
+      <w:r>
+        <w:rPr w:rFonts="맑은 고딕">
+          <w:rFonts w:ascii="맑은 고딕" w:hAnsi="맑은 고딕" w:eastAsia="맑은 고딕"/>
+          <w:b w:val="0"/>
+          <w:sz w:val="21"/>
+        </w:rPr>
       </w:r>
     </w:p>
     <w:p>
       <w:pPr>
-        <w:spacing w:line="312" w:lineRule="auto" w:after="120"/>
+        <w:spacing w:line="324" w:lineRule="auto" w:after="120"/>
       </w:pPr>
       <w:r>
         <w:rPr w:rFonts="맑은 고딕">
@@ -108,51 +61,516 @@
           <w:b w:val="0"/>
           <w:sz w:val="21"/>
         </w:rPr>
-        <w:t>1980년대 후반 전 세계 클럽 씬과 댄스 차트를 뜨겁게 달군 런던 보이즈(London Boys)의 대표작 〈Requiem〉은 댄스 뮤직 역사에서 결코 빠질 수 없는 기념비적인 싱글입니다. 영국 출신의 에뎀 에프라임(Edem Ephraim)과 데니스 풀러(Dennis Fuller)로 구성된 이 듀오는 독일을 기반으로 활동하며 화려한 비주얼 퍼포먼스와 압도적인 에너지로 유로비트의 전성기를 이끌었습니다. 특히 본 음반은 12인치 45rpm 고음질 싱글 바이닐 형태로 발매되어, 당대 클럽 DJ들과 오디오파일 모두에게 큰 사랑을 받은 명반입니다.</w:t>
+        <w:t>1980년대 후반을 찬란하게 불태운 유로댄스의 독보적인 섬광이자, 청춘의 자유와 열정을 대변했던 런던 보이즈의 기념비적인 마스터피스입니다. 정교하게 조율된 신디사이저의 질주감 속에서도 결코 가볍지 않은 특유의 클래시컬한 비장미와 낭만을 품어내며, 댄스 팝이 도달할 수 있는 가장 역동적이면서도 서정적인 순간을 아날로그 그루브 위에 새겨 넣었습니다. 특히 45회전(45rpm) 싱글 특유의 광활한 다이내믹스와 선명한 타격감은 시대를 초월하여 오늘날 오디오파일과 음악 애호가들의 가슴마저 뜨겁게 고동치게 만듭니다.</w:t>
       </w:r>
     </w:p>
     <w:p>
       <w:pPr>
-        <w:spacing w:line="312" w:lineRule="auto" w:after="120"/>
+        <w:spacing w:line="324" w:lineRule="auto" w:before="200" w:after="80"/>
       </w:pPr>
+      <w:r>
+        <w:rPr w:rFonts="맑은 고딕">
+          <w:rFonts w:ascii="맑은 고딕" w:hAnsi="맑은 고딕" w:eastAsia="맑은 고딕"/>
+          <w:b/>
+          <w:color w:val="1E3A8A"/>
+          <w:sz w:val="24"/>
+        </w:rPr>
+        <w:t>1. 음반 데이터</w:t>
+      </w:r>
+    </w:p>
+    <w:p>
+      <w:pPr>
+        <w:spacing w:line="324" w:lineRule="auto" w:after="80"/>
+      </w:pPr>
+      <w:r>
+        <w:rPr w:rFonts="맑은 고딕">
+          <w:rFonts w:ascii="맑은 고딕" w:hAnsi="맑은 고딕" w:eastAsia="맑은 고딕"/>
+          <w:b w:val="0"/>
+          <w:color w:val="6B7280"/>
+          <w:sz w:val="21"/>
+        </w:rPr>
+        <w:t xml:space="preserve">· </w:t>
+      </w:r>
+      <w:r>
+        <w:rPr w:rFonts="맑은 고딕">
+          <w:rFonts w:ascii="맑은 고딕" w:hAnsi="맑은 고딕" w:eastAsia="맑은 고딕"/>
+          <w:b/>
+          <w:color w:val="1F2937"/>
+          <w:sz w:val="21"/>
+        </w:rPr>
+        <w:t xml:space="preserve">앨범명: </w:t>
+      </w:r>
       <w:r>
         <w:rPr w:rFonts="맑은 고딕">
           <w:rFonts w:ascii="맑은 고딕" w:hAnsi="맑은 고딕" w:eastAsia="맑은 고딕"/>
           <w:b w:val="0"/>
           <w:sz w:val="21"/>
         </w:rPr>
-        <w:t>음악적으로 이 곡은 클래식한 서정성과 강렬한 하이-에너지(Hi-NRG) 신시사이저 사운드의 절묘한 조화를 보여줍니다. '진혼곡'을 뜻하는 제목처럼 오프닝을飾하는 웅장하고 비장한 코러스와 오케스트레이션 패드는 이어지는 폭발적인 전자 비트와 극적인 대비를 이룹니다. 프로듀서 랄프 레네 마에(Ralf-René Maué)의 세련된 프로덕션은 비장미 넘치는 멜로디 라인을 감각적인 댄스 리듬으로 승화시켜, 들을 때마다 강렬한 쾌감과 전율을 선사합니다.</w:t>
+        <w:t>Requiem /45rpm</w:t>
       </w:r>
     </w:p>
     <w:p>
       <w:pPr>
-        <w:spacing w:line="312" w:lineRule="auto" w:after="120"/>
+        <w:spacing w:line="324" w:lineRule="auto" w:after="80"/>
       </w:pPr>
+      <w:r>
+        <w:rPr w:rFonts="맑은 고딕">
+          <w:rFonts w:ascii="맑은 고딕" w:hAnsi="맑은 고딕" w:eastAsia="맑은 고딕"/>
+          <w:b w:val="0"/>
+          <w:color w:val="6B7280"/>
+          <w:sz w:val="21"/>
+        </w:rPr>
+        <w:t xml:space="preserve">· </w:t>
+      </w:r>
+      <w:r>
+        <w:rPr w:rFonts="맑은 고딕">
+          <w:rFonts w:ascii="맑은 고딕" w:hAnsi="맑은 고딕" w:eastAsia="맑은 고딕"/>
+          <w:b/>
+          <w:color w:val="1F2937"/>
+          <w:sz w:val="21"/>
+        </w:rPr>
+        <w:t xml:space="preserve">아티스트: </w:t>
+      </w:r>
       <w:r>
         <w:rPr w:rFonts="맑은 고딕">
           <w:rFonts w:ascii="맑은 고딕" w:hAnsi="맑은 고딕" w:eastAsia="맑은 고딕"/>
           <w:b w:val="0"/>
           <w:sz w:val="21"/>
         </w:rPr>
-        <w:t>보컬과 연주 측면에서는 두 멤버의 에너제틱한 호흡이 단연 돋보입니다. 끊임없이 요동치는 신스 베이스라인 위로 시원하게 뻗어 나가는 가창과 다이내믹한 래핑은 곡 전체에 쉴 틈 없는 생동감을 불어넣습니다. 45rpm 특유의 넓은 구부러짐과 넓은 홈(Groove)을 통해 재생되는 아날로그 음향은 저음역대의 무게감과 고음역대의 선명도를 극대화하여, 디지털 음원에서는 느끼기 힘든 깊고 묵직한 타격감을 전달합니다.</w:t>
+        <w:t>London Boys (런던 보이즈)</w:t>
       </w:r>
     </w:p>
     <w:p>
       <w:pPr>
-        <w:spacing w:line="312" w:lineRule="auto" w:after="120"/>
+        <w:spacing w:line="324" w:lineRule="auto" w:after="80"/>
       </w:pPr>
+      <w:r>
+        <w:rPr w:rFonts="맑은 고딕">
+          <w:rFonts w:ascii="맑은 고딕" w:hAnsi="맑은 고딕" w:eastAsia="맑은 고딕"/>
+          <w:b w:val="0"/>
+          <w:color w:val="6B7280"/>
+          <w:sz w:val="21"/>
+        </w:rPr>
+        <w:t xml:space="preserve">· </w:t>
+      </w:r>
+      <w:r>
+        <w:rPr w:rFonts="맑은 고딕">
+          <w:rFonts w:ascii="맑은 고딕" w:hAnsi="맑은 고딕" w:eastAsia="맑은 고딕"/>
+          <w:b/>
+          <w:color w:val="1F2937"/>
+          <w:sz w:val="21"/>
+        </w:rPr>
+        <w:t xml:space="preserve">발매 정보: </w:t>
+      </w:r>
       <w:r>
         <w:rPr w:rFonts="맑은 고딕">
           <w:rFonts w:ascii="맑은 고딕" w:hAnsi="맑은 고딕" w:eastAsia="맑은 고딕"/>
           <w:b w:val="0"/>
           <w:sz w:val="21"/>
         </w:rPr>
-        <w:t>〈Requiem〉은 단순히 화려했던 80년대 디스코 시대를 추억하는 복고풍 트랙에 그치지 않고, 팝과 댄스 음악이 도달할 수 있는 극적인 구성의 정점을 보여주는 작품입니다. 턴테이블 위에서 45회전으로 힘차게 돌아가는 이 LP를 통해, 세월이 흘러도 변치 않는 런던 보이즈 특유의 압도적인 아날로그 에너지와 감동을 온전히 느껴보시길 바랍니다.</w:t>
+        <w:t>1988년 독일 텔덱(Teldec) 레이블을 기점으로 전 유럽을 뒤흔든 명곡으로, 클럽 플로어의 열기와 섬세한 음향적 디테일을 온전히 담아내기 위해 12인치 45rpm 고음질 규격으로 프레싱된 역사적 싱글 음반입니다.</w:t>
+      </w:r>
+    </w:p>
+    <w:p>
+      <w:pPr>
+        <w:spacing w:line="324" w:lineRule="auto" w:after="80"/>
+      </w:pPr>
+      <w:r>
+        <w:rPr w:rFonts="맑은 고딕">
+          <w:rFonts w:ascii="맑은 고딕" w:hAnsi="맑은 고딕" w:eastAsia="맑은 고딕"/>
+          <w:b w:val="0"/>
+          <w:color w:val="6B7280"/>
+          <w:sz w:val="21"/>
+        </w:rPr>
+        <w:t xml:space="preserve">· </w:t>
+      </w:r>
+      <w:r>
+        <w:rPr w:rFonts="맑은 고딕">
+          <w:rFonts w:ascii="맑은 고딕" w:hAnsi="맑은 고딕" w:eastAsia="맑은 고딕"/>
+          <w:b/>
+          <w:color w:val="1F2937"/>
+          <w:sz w:val="21"/>
+        </w:rPr>
+        <w:t xml:space="preserve">LP 인기도(판매량): </w:t>
+      </w:r>
+      <w:r>
+        <w:rPr w:rFonts="맑은 고딕">
+          <w:rFonts w:ascii="맑은 고딕" w:hAnsi="맑은 고딕" w:eastAsia="맑은 고딕"/>
+          <w:b w:val="0"/>
+          <w:sz w:val="21"/>
+        </w:rPr>
+        <w:t>발매 직후 유럽 전역의 댄스 플로어를 석권한 데 이어, 1989년 영국 오피셜 싱글 차트(UK Singles Chart) 4위까지 치솟으며 폭발적인 롱런을 기록했고 세계적으로 수백만 장의 음반 판매고를 견인한 메가 히트작입니다.</w:t>
+      </w:r>
+    </w:p>
+    <w:p>
+      <w:pPr>
+        <w:spacing w:line="324" w:lineRule="auto" w:after="80"/>
+      </w:pPr>
+      <w:r>
+        <w:rPr w:rFonts="맑은 고딕">
+          <w:rFonts w:ascii="맑은 고딕" w:hAnsi="맑은 고딕" w:eastAsia="맑은 고딕"/>
+          <w:b w:val="0"/>
+          <w:color w:val="6B7280"/>
+          <w:sz w:val="21"/>
+        </w:rPr>
+        <w:t xml:space="preserve">· </w:t>
+      </w:r>
+      <w:r>
+        <w:rPr w:rFonts="맑은 고딕">
+          <w:rFonts w:ascii="맑은 고딕" w:hAnsi="맑은 고딕" w:eastAsia="맑은 고딕"/>
+          <w:b/>
+          <w:color w:val="1F2937"/>
+          <w:sz w:val="21"/>
+        </w:rPr>
+        <w:t xml:space="preserve">각종 수상경력: </w:t>
+      </w:r>
+      <w:r>
+        <w:rPr w:rFonts="맑은 고딕">
+          <w:rFonts w:ascii="맑은 고딕" w:hAnsi="맑은 고딕" w:eastAsia="맑은 고딕"/>
+          <w:b w:val="0"/>
+          <w:sz w:val="21"/>
+        </w:rPr>
+        <w:t>영국을 비롯한 유럽 다수 국가에서 골드 및 플래티넘 인증을 획득하였으며, 80년대 후반 하이에너지(Hi-NRG) 및 유로비트 장르를 완성도 높은 팝 아트의 반열에 올려놓았다는 찬사를 받았습니다.</w:t>
+      </w:r>
+    </w:p>
+    <w:p>
+      <w:pPr>
+        <w:spacing w:line="324" w:lineRule="auto" w:before="200" w:after="80"/>
+      </w:pPr>
+      <w:r>
+        <w:rPr w:rFonts="맑은 고딕">
+          <w:rFonts w:ascii="맑은 고딕" w:hAnsi="맑은 고딕" w:eastAsia="맑은 고딕"/>
+          <w:b/>
+          <w:color w:val="1E3A8A"/>
+          <w:sz w:val="24"/>
+        </w:rPr>
+        <w:t>2. 아티스트 정보</w:t>
+      </w:r>
+    </w:p>
+    <w:p>
+      <w:pPr>
+        <w:spacing w:line="324" w:lineRule="auto" w:after="80"/>
+      </w:pPr>
+      <w:r>
+        <w:rPr w:rFonts="맑은 고딕">
+          <w:rFonts w:ascii="맑은 고딕" w:hAnsi="맑은 고딕" w:eastAsia="맑은 고딕"/>
+          <w:b w:val="0"/>
+          <w:color w:val="6B7280"/>
+          <w:sz w:val="21"/>
+        </w:rPr>
+        <w:t xml:space="preserve">· </w:t>
+      </w:r>
+      <w:r>
+        <w:rPr w:rFonts="맑은 고딕">
+          <w:rFonts w:ascii="맑은 고딕" w:hAnsi="맑은 고딕" w:eastAsia="맑은 고딕"/>
+          <w:b/>
+          <w:color w:val="1F2937"/>
+          <w:sz w:val="21"/>
+        </w:rPr>
+        <w:t xml:space="preserve">국적: </w:t>
+      </w:r>
+      <w:r>
+        <w:rPr w:rFonts="맑은 고딕">
+          <w:rFonts w:ascii="맑은 고딕" w:hAnsi="맑은 고딕" w:eastAsia="맑은 고딕"/>
+          <w:b w:val="0"/>
+          <w:sz w:val="21"/>
+        </w:rPr>
+        <w:t>영국 / 독일 (영국 기반의 멤버들이 독일 함부르크에서 결성)</w:t>
+      </w:r>
+    </w:p>
+    <w:p>
+      <w:pPr>
+        <w:spacing w:line="324" w:lineRule="auto" w:after="80"/>
+      </w:pPr>
+      <w:r>
+        <w:rPr w:rFonts="맑은 고딕">
+          <w:rFonts w:ascii="맑은 고딕" w:hAnsi="맑은 고딕" w:eastAsia="맑은 고딕"/>
+          <w:b w:val="0"/>
+          <w:color w:val="6B7280"/>
+          <w:sz w:val="21"/>
+        </w:rPr>
+        <w:t xml:space="preserve">· </w:t>
+      </w:r>
+      <w:r>
+        <w:rPr w:rFonts="맑은 고딕">
+          <w:rFonts w:ascii="맑은 고딕" w:hAnsi="맑은 고딕" w:eastAsia="맑은 고딕"/>
+          <w:b/>
+          <w:color w:val="1F2937"/>
+          <w:sz w:val="21"/>
+        </w:rPr>
+        <w:t xml:space="preserve">생몰년도: </w:t>
+      </w:r>
+      <w:r>
+        <w:rPr w:rFonts="맑은 고딕">
+          <w:rFonts w:ascii="맑은 고딕" w:hAnsi="맑은 고딕" w:eastAsia="맑은 고딕"/>
+          <w:b w:val="0"/>
+          <w:sz w:val="21"/>
+        </w:rPr>
+        <w:t>에뎀 에프라임(Edem Ephraim, 1959~1996) / 데니스 풀러(Dennis Fuller, 1959~1996) (결성: 1986년)</w:t>
+      </w:r>
+    </w:p>
+    <w:p>
+      <w:pPr>
+        <w:spacing w:line="324" w:lineRule="auto" w:after="80"/>
+      </w:pPr>
+      <w:r>
+        <w:rPr w:rFonts="맑은 고딕">
+          <w:rFonts w:ascii="맑은 고딕" w:hAnsi="맑은 고딕" w:eastAsia="맑은 고딕"/>
+          <w:b w:val="0"/>
+          <w:color w:val="6B7280"/>
+          <w:sz w:val="21"/>
+        </w:rPr>
+        <w:t xml:space="preserve">· </w:t>
+      </w:r>
+      <w:r>
+        <w:rPr w:rFonts="맑은 고딕">
+          <w:rFonts w:ascii="맑은 고딕" w:hAnsi="맑은 고딕" w:eastAsia="맑은 고딕"/>
+          <w:b/>
+          <w:color w:val="1F2937"/>
+          <w:sz w:val="21"/>
+        </w:rPr>
+        <w:t xml:space="preserve">그룹 소속: </w:t>
+      </w:r>
+      <w:r>
+        <w:rPr w:rFonts="맑은 고딕">
+          <w:rFonts w:ascii="맑은 고딕" w:hAnsi="맑은 고딕" w:eastAsia="맑은 고딕"/>
+          <w:b w:val="0"/>
+          <w:sz w:val="21"/>
+        </w:rPr>
+        <w:t>듀오 (Duo)</w:t>
+      </w:r>
+    </w:p>
+    <w:p>
+      <w:pPr>
+        <w:spacing w:line="324" w:lineRule="auto" w:after="80"/>
+      </w:pPr>
+      <w:r>
+        <w:rPr w:rFonts="맑은 고딕">
+          <w:rFonts w:ascii="맑은 고딕" w:hAnsi="맑은 고딕" w:eastAsia="맑은 고딕"/>
+          <w:b w:val="0"/>
+          <w:color w:val="6B7280"/>
+          <w:sz w:val="21"/>
+        </w:rPr>
+        <w:t xml:space="preserve">· </w:t>
+      </w:r>
+      <w:r>
+        <w:rPr w:rFonts="맑은 고딕">
+          <w:rFonts w:ascii="맑은 고딕" w:hAnsi="맑은 고딕" w:eastAsia="맑은 고딕"/>
+          <w:b/>
+          <w:color w:val="1F2937"/>
+          <w:sz w:val="21"/>
+        </w:rPr>
+        <w:t xml:space="preserve">아티스트 소개: </w:t>
+      </w:r>
+      <w:r>
+        <w:rPr w:rFonts="맑은 고딕">
+          <w:rFonts w:ascii="맑은 고딕" w:hAnsi="맑은 고딕" w:eastAsia="맑은 고딕"/>
+          <w:b w:val="0"/>
+          <w:sz w:val="21"/>
+        </w:rPr>
+        <w:t>에뎀 에프라임과 데니스 풀러로 구성된 런던 보이즈는 폭발적인 아크로바틱 퍼포먼스와 수려한 보컬 하모니를 결합하여 80년대 팝계를 뒤흔든 상징적인 듀오입니다. 화려함 뒤편에 깃든 애수 어린 멜로디 감각으로 유로 댄스 팝의 전성기를 이끌었으며, 비극적인 사고로 요절하기 전까지 음악에 대한 순수한 열정으로 시대의 청춘을 위로했던 아티스트입니다.</w:t>
+      </w:r>
+    </w:p>
+    <w:p>
+      <w:pPr>
+        <w:spacing w:line="324" w:lineRule="auto" w:before="200" w:after="80"/>
+      </w:pPr>
+      <w:r>
+        <w:rPr w:rFonts="맑은 고딕">
+          <w:rFonts w:ascii="맑은 고딕" w:hAnsi="맑은 고딕" w:eastAsia="맑은 고딕"/>
+          <w:b/>
+          <w:color w:val="1E3A8A"/>
+          <w:sz w:val="24"/>
+        </w:rPr>
+        <w:t>3. 음반 상세 분석</w:t>
+      </w:r>
+    </w:p>
+    <w:p>
+      <w:pPr>
+        <w:spacing w:line="324" w:lineRule="auto" w:after="80"/>
+      </w:pPr>
+      <w:r>
+        <w:rPr w:rFonts="맑은 고딕">
+          <w:rFonts w:ascii="맑은 고딕" w:hAnsi="맑은 고딕" w:eastAsia="맑은 고딕"/>
+          <w:b w:val="0"/>
+          <w:color w:val="6B7280"/>
+          <w:sz w:val="21"/>
+        </w:rPr>
+        <w:t xml:space="preserve">· </w:t>
+      </w:r>
+      <w:r>
+        <w:rPr w:rFonts="맑은 고딕">
+          <w:rFonts w:ascii="맑은 고딕" w:hAnsi="맑은 고딕" w:eastAsia="맑은 고딕"/>
+          <w:b/>
+          <w:color w:val="1F2937"/>
+          <w:sz w:val="21"/>
+        </w:rPr>
+        <w:t xml:space="preserve">역사적 위치: </w:t>
+      </w:r>
+      <w:r>
+        <w:rPr w:rFonts="맑은 고딕">
+          <w:rFonts w:ascii="맑은 고딕" w:hAnsi="맑은 고딕" w:eastAsia="맑은 고딕"/>
+          <w:b w:val="0"/>
+          <w:sz w:val="21"/>
+        </w:rPr>
+        <w:t>신스팝의 세련미와 유로댄스의 박진감이 가장 완벽한 균형을 이룬 시점에 탄생한 작품으로, 단순한 댄스 트랙을 넘어 하나의 드라마틱한 서사 구조를 지닌 음악사적 명작입니다. 특히 12인치 45rpm 포맷으로 제작되어 아날로그 댄스 레코딩이 구현할 수 있는 최상의 사운드 해상도와 공간감을 증명한 중요한 이정표로 자리합니다.</w:t>
+      </w:r>
+    </w:p>
+    <w:p>
+      <w:pPr>
+        <w:spacing w:line="324" w:lineRule="auto" w:after="80"/>
+      </w:pPr>
+      <w:r>
+        <w:rPr w:rFonts="맑은 고딕">
+          <w:rFonts w:ascii="맑은 고딕" w:hAnsi="맑은 고딕" w:eastAsia="맑은 고딕"/>
+          <w:b w:val="0"/>
+          <w:color w:val="6B7280"/>
+          <w:sz w:val="21"/>
+        </w:rPr>
+        <w:t xml:space="preserve">· </w:t>
+      </w:r>
+      <w:r>
+        <w:rPr w:rFonts="맑은 고딕">
+          <w:rFonts w:ascii="맑은 고딕" w:hAnsi="맑은 고딕" w:eastAsia="맑은 고딕"/>
+          <w:b/>
+          <w:color w:val="1F2937"/>
+          <w:sz w:val="21"/>
+        </w:rPr>
+        <w:t xml:space="preserve">시대의 흔적(스토리텔링): </w:t>
+      </w:r>
+      <w:r>
+        <w:rPr w:rFonts="맑은 고딕">
+          <w:rFonts w:ascii="맑은 고딕" w:hAnsi="맑은 고딕" w:eastAsia="맑은 고딕"/>
+          <w:b w:val="0"/>
+          <w:sz w:val="21"/>
+        </w:rPr>
+        <w:t>1980년대 말 냉전의 종식과 함께 자유를 갈망하던 전 세계 젊은이들의 활기찬 숨결이 고스란히 담겨 있습니다. 당시 한국의 롤러스케이트장과 젊음의 거리를 지배하며 한 시대를 풍미했던 이 음악은, 여전히 그 시절 순수했던 낭만과 두근거리던 청춘의 공기를 생생하게 환기해 줍니다.</w:t>
+      </w:r>
+    </w:p>
+    <w:p>
+      <w:pPr>
+        <w:spacing w:line="324" w:lineRule="auto" w:before="200" w:after="80"/>
+      </w:pPr>
+      <w:r>
+        <w:rPr w:rFonts="맑은 고딕">
+          <w:rFonts w:ascii="맑은 고딕" w:hAnsi="맑은 고딕" w:eastAsia="맑은 고딕"/>
+          <w:b/>
+          <w:color w:val="1E3A8A"/>
+          <w:sz w:val="24"/>
+        </w:rPr>
+        <w:t>4. 주요 수록곡 및 감상 제언</w:t>
+      </w:r>
+    </w:p>
+    <w:p>
+      <w:pPr>
+        <w:spacing w:line="324" w:lineRule="auto" w:after="80"/>
+      </w:pPr>
+      <w:r>
+        <w:rPr w:rFonts="맑은 고딕">
+          <w:rFonts w:ascii="맑은 고딕" w:hAnsi="맑은 고딕" w:eastAsia="맑은 고딕"/>
+          <w:b w:val="0"/>
+          <w:color w:val="6B7280"/>
+          <w:sz w:val="21"/>
+        </w:rPr>
+        <w:t xml:space="preserve">· </w:t>
+      </w:r>
+      <w:r>
+        <w:rPr w:rFonts="맑은 고딕">
+          <w:rFonts w:ascii="맑은 고딕" w:hAnsi="맑은 고딕" w:eastAsia="맑은 고딕"/>
+          <w:b/>
+          <w:color w:val="1F2937"/>
+          <w:sz w:val="21"/>
+        </w:rPr>
+        <w:t xml:space="preserve">주요 수록곡 특징: </w:t>
+      </w:r>
+      <w:r>
+        <w:rPr w:rFonts="맑은 고딕">
+          <w:rFonts w:ascii="맑은 고딕" w:hAnsi="맑은 고딕" w:eastAsia="맑은 고딕"/>
+          <w:b w:val="0"/>
+          <w:sz w:val="21"/>
+        </w:rPr>
+        <w:t>대표곡 'Requiem'은 장엄한 신스 인트로로 서막을 연 뒤, 심장을 울리는 킥 드럼과 서정적인 멜로디 라인이 맹렬하게 교차하며 벅찬 카타르시스를 안겨줍니다. 롱 버전(Extended/12" Mix) 특유의 유려한 악기 솔로와 드라마틱한 브레이크다운은 곡의 입체적인 매력을 극대화합니다.</w:t>
+      </w:r>
+    </w:p>
+    <w:p>
+      <w:pPr>
+        <w:spacing w:line="324" w:lineRule="auto" w:after="80"/>
+      </w:pPr>
+      <w:r>
+        <w:rPr w:rFonts="맑은 고딕">
+          <w:rFonts w:ascii="맑은 고딕" w:hAnsi="맑은 고딕" w:eastAsia="맑은 고딕"/>
+          <w:b w:val="0"/>
+          <w:color w:val="6B7280"/>
+          <w:sz w:val="21"/>
+        </w:rPr>
+        <w:t xml:space="preserve">· </w:t>
+      </w:r>
+      <w:r>
+        <w:rPr w:rFonts="맑은 고딕">
+          <w:rFonts w:ascii="맑은 고딕" w:hAnsi="맑은 고딕" w:eastAsia="맑은 고딕"/>
+          <w:b/>
+          <w:color w:val="1F2937"/>
+          <w:sz w:val="21"/>
+        </w:rPr>
+        <w:t xml:space="preserve">빈티지 감상 제언: </w:t>
+      </w:r>
+      <w:r>
+        <w:rPr w:rFonts="맑은 고딕">
+          <w:rFonts w:ascii="맑은 고딕" w:hAnsi="맑은 고딕" w:eastAsia="맑은 고딕"/>
+          <w:b w:val="0"/>
+          <w:sz w:val="21"/>
+        </w:rPr>
+        <w:t>45rpm 바이닐은 33rpm에 비해 소리 골(Groove)이 넓어, 왜곡 없는 풍성한 베이스와 선명하고 찰랑거리는 고음역의 조화를 유감없이 뿜어냅니다. 진공관 앰프의 따스한 배음과 결합될 때, 디지털 음원에서는 느낄 수 없는 묵직하고 탄력 넘치는 아날로그 펀치 사운드를 온몸으로 체감할 수 있습니다.</w:t>
+      </w:r>
+    </w:p>
+    <w:p>
+      <w:pPr>
+        <w:spacing w:line="324" w:lineRule="auto" w:after="80"/>
+      </w:pPr>
+      <w:r>
+        <w:rPr w:rFonts="맑은 고딕">
+          <w:rFonts w:ascii="맑은 고딕" w:hAnsi="맑은 고딕" w:eastAsia="맑은 고딕"/>
+          <w:b w:val="0"/>
+          <w:color w:val="6B7280"/>
+          <w:sz w:val="21"/>
+        </w:rPr>
+        <w:t xml:space="preserve">· </w:t>
+      </w:r>
+      <w:r>
+        <w:rPr w:rFonts="맑은 고딕">
+          <w:rFonts w:ascii="맑은 고딕" w:hAnsi="맑은 고딕" w:eastAsia="맑은 고딕"/>
+          <w:b/>
+          <w:color w:val="1F2937"/>
+          <w:sz w:val="21"/>
+        </w:rPr>
+        <w:t xml:space="preserve">소장 가치: </w:t>
+      </w:r>
+      <w:r>
+        <w:rPr w:rFonts="맑은 고딕">
+          <w:rFonts w:ascii="맑은 고딕" w:hAnsi="맑은 고딕" w:eastAsia="맑은 고딕"/>
+          <w:b w:val="0"/>
+          <w:sz w:val="21"/>
+        </w:rPr>
+        <w:t>유로비트 르네상스의 정점을 상징하는 상징성과 함께, 최상의 음질을 보장하는 45rpm 12인치 싱글이라는 오디오파일적 희소성까지 갖추고 있어 정통 LP 컬렉터라면 반드시 라이브러리에 갖추어야 할 명반입니다.</w:t>
+      </w:r>
+    </w:p>
+    <w:p>
+      <w:pPr>
+        <w:spacing w:line="324" w:lineRule="auto" w:after="120" w:before="160"/>
+      </w:pPr>
+      <w:r>
+        <w:rPr w:rFonts="맑은 고딕">
+          <w:rFonts w:ascii="맑은 고딕" w:hAnsi="맑은 고딕" w:eastAsia="맑은 고딕"/>
+          <w:b/>
+          <w:color w:val="4338CA"/>
+          <w:sz w:val="21"/>
+        </w:rPr>
+        <w:t>이 음반을 통해 찬란했던 80년대 청춘의 심장 박동과 아날로그 바이닐이 전해주는 감동을 다시 한번 경험해 보시는 것은 어떨까요?</w:t>
       </w:r>
     </w:p>
     <w:sectPr>
       <w:pgSz w:w="12240" w:h="15840"/>
-      <w:pgMar w:top="1440" w:right="1440" w:bottom="1440" w:left="1440" w:header="720" w:footer="720" w:gutter="0"/>
+      <w:pgMar w:top="1152" w:right="1296" w:bottom="1152" w:left="1296" w:header="720" w:footer="720" w:gutter="0"/>
       <w:cols w:space="720"/>
       <w:docGrid w:linePitch="360"/>
     </w:sectPr>

--- a/word_reports/LP_0413_위치_484_London Boys_Requiem _45rp.docx
+++ b/word_reports/LP_0413_위치_484_London Boys_Requiem _45rp.docx
@@ -13,7 +13,7 @@
           <w:color w:val="1E3A8A"/>
           <w:sz w:val="30"/>
         </w:rPr>
-        <w:t>London Boys (런던 보이즈) - Requiem /45rpm</w:t>
+        <w:t>London Boys (런던 보이즈) - London Nights</w:t>
       </w:r>
     </w:p>
     <w:p>
@@ -32,7 +32,7 @@
     </w:p>
     <w:p>
       <w:pPr>
-        <w:spacing w:line="324" w:lineRule="auto" w:before="80" w:after="160"/>
+        <w:spacing w:line="324" w:lineRule="auto" w:before="80" w:after="120"/>
       </w:pPr>
       <w:r>
         <w:rPr w:rFonts="맑은 고딕">
@@ -42,13 +42,6 @@
           <w:sz w:val="22"/>
         </w:rPr>
         <w:t xml:space="preserve">[음반 소개] </w:t>
-      </w:r>
-      <w:r>
-        <w:rPr w:rFonts="맑은 고딕">
-          <w:rFonts w:ascii="맑은 고딕" w:hAnsi="맑은 고딕" w:eastAsia="맑은 고딕"/>
-          <w:b w:val="0"/>
-          <w:sz w:val="21"/>
-        </w:rPr>
       </w:r>
     </w:p>
     <w:p>
@@ -61,7 +54,20 @@
           <w:b w:val="0"/>
           <w:sz w:val="21"/>
         </w:rPr>
-        <w:t>1980년대 후반을 찬란하게 불태운 유로댄스의 독보적인 섬광이자, 청춘의 자유와 열정을 대변했던 런던 보이즈의 기념비적인 마스터피스입니다. 정교하게 조율된 신디사이저의 질주감 속에서도 결코 가볍지 않은 특유의 클래시컬한 비장미와 낭만을 품어내며, 댄스 팝이 도달할 수 있는 가장 역동적이면서도 서정적인 순간을 아날로그 그루브 위에 새겨 넣었습니다. 특히 45회전(45rpm) 싱글 특유의 광활한 다이내믹스와 선명한 타격감은 시대를 초월하여 오늘날 오디오파일과 음악 애호가들의 가슴마저 뜨겁게 고동치게 만듭니다.</w:t>
+        <w:t>80년대 후반 롤러장과 거리를 지배했던 유로댄스의 전설, 런던 보이즈(London Boys)의 최전성기를 상징하는 역사적인 명반입니다. 에디 산체스와 데니스 풀러 두 청년이 뿜어내는 환상적인 곡예 안무와 함께 폭발적인 인기를 끌었던 이 앨범은 영국 앨범 차트 2위에 오르며 전 세계적인 신드롬을 일으켰습니다.</w:t>
+      </w:r>
+    </w:p>
+    <w:p>
+      <w:pPr>
+        <w:spacing w:line="324" w:lineRule="auto" w:after="120"/>
+      </w:pPr>
+      <w:r>
+        <w:rPr w:rFonts="맑은 고딕">
+          <w:rFonts w:ascii="맑은 고딕" w:hAnsi="맑은 고딕" w:eastAsia="맑은 고딕"/>
+          <w:b w:val="0"/>
+          <w:sz w:val="21"/>
+        </w:rPr>
+        <w:t>화려하고 세련된 신스팝 비트 위에 얹힌 낭만적인 멜로디는 청춘의 뜨거운 에너지를 그대로 투영하고 있습니다. 시대를 초월해 지금까지도 대중의 기억 속에 선명히 남아있는 80년대 유로비트의 결정판이라 할 수 있습니다.</w:t>
       </w:r>
     </w:p>
     <w:p>
@@ -106,7 +112,7 @@
           <w:b w:val="0"/>
           <w:sz w:val="21"/>
         </w:rPr>
-        <w:t>Requiem /45rpm</w:t>
+        <w:t>London Nights</w:t>
       </w:r>
     </w:p>
     <w:p>
@@ -168,7 +174,7 @@
           <w:b w:val="0"/>
           <w:sz w:val="21"/>
         </w:rPr>
-        <w:t>1988년 독일 텔덱(Teldec) 레이블을 기점으로 전 유럽을 뒤흔든 명곡으로, 클럽 플로어의 열기와 섬세한 음향적 디테일을 온전히 담아내기 위해 12인치 45rpm 고음질 규격으로 프레싱된 역사적 싱글 음반입니다.</w:t>
+        <w:t>1989년 발매, 유럽 및 아시아 전역을 휩쓴 글로벌 히트작</w:t>
       </w:r>
     </w:p>
     <w:p>
@@ -199,7 +205,7 @@
           <w:b w:val="0"/>
           <w:sz w:val="21"/>
         </w:rPr>
-        <w:t>발매 직후 유럽 전역의 댄스 플로어를 석권한 데 이어, 1989년 영국 오피셜 싱글 차트(UK Singles Chart) 4위까지 치솟으며 폭발적인 롱런을 기록했고 세계적으로 수백만 장의 음반 판매고를 견인한 메가 히트작입니다.</w:t>
+        <w:t>영국 앨범 차트 2위 및 더블 플래티넘, 전 세계 수백만 장 판매 기록</w:t>
       </w:r>
     </w:p>
     <w:p>
@@ -230,7 +236,7 @@
           <w:b w:val="0"/>
           <w:sz w:val="21"/>
         </w:rPr>
-        <w:t>영국을 비롯한 유럽 다수 국가에서 골드 및 플래티넘 인증을 획득하였으며, 80년대 후반 하이에너지(Hi-NRG) 및 유로비트 장르를 완성도 높은 팝 아트의 반열에 올려놓았다는 찬사를 받았습니다.</w:t>
+        <w:t>유럽 다수 댄스 차트 1위 석권 및 80년대 유로댄스 명반 공인</w:t>
       </w:r>
     </w:p>
     <w:p>
@@ -275,7 +281,7 @@
           <w:b w:val="0"/>
           <w:sz w:val="21"/>
         </w:rPr>
-        <w:t>영국 / 독일 (영국 기반의 멤버들이 독일 함부르크에서 결성)</w:t>
+        <w:t>영국 / 독일 활동</w:t>
       </w:r>
     </w:p>
     <w:p>
@@ -306,7 +312,7 @@
           <w:b w:val="0"/>
           <w:sz w:val="21"/>
         </w:rPr>
-        <w:t>에뎀 에프라임(Edem Ephraim, 1959~1996) / 데니스 풀러(Dennis Fuller, 1959~1996) (결성: 1986년)</w:t>
+        <w:t>1986년 결성</w:t>
       </w:r>
     </w:p>
     <w:p>
@@ -337,7 +343,7 @@
           <w:b w:val="0"/>
           <w:sz w:val="21"/>
         </w:rPr>
-        <w:t>듀오 (Duo)</w:t>
+        <w:t>남성 듀오</w:t>
       </w:r>
     </w:p>
     <w:p>
@@ -368,7 +374,7 @@
           <w:b w:val="0"/>
           <w:sz w:val="21"/>
         </w:rPr>
-        <w:t>에뎀 에프라임과 데니스 풀러로 구성된 런던 보이즈는 폭발적인 아크로바틱 퍼포먼스와 수려한 보컬 하모니를 결합하여 80년대 팝계를 뒤흔든 상징적인 듀오입니다. 화려함 뒤편에 깃든 애수 어린 멜로디 감각으로 유로 댄스 팝의 전성기를 이끌었으며, 비극적인 사고로 요절하기 전까지 음악에 대한 순수한 열정으로 시대의 청춘을 위로했던 아티스트입니다.</w:t>
+        <w:t>역동적인 아크로바틱 퍼포먼스와 중독성 넘치는 댄스 팝으로 80년대 후반 팝계를 평정한 전설의 듀오입니다.</w:t>
       </w:r>
     </w:p>
     <w:p>
@@ -413,7 +419,7 @@
           <w:b w:val="0"/>
           <w:sz w:val="21"/>
         </w:rPr>
-        <w:t>신스팝의 세련미와 유로댄스의 박진감이 가장 완벽한 균형을 이룬 시점에 탄생한 작품으로, 단순한 댄스 트랙을 넘어 하나의 드라마틱한 서사 구조를 지닌 음악사적 명작입니다. 특히 12인치 45rpm 포맷으로 제작되어 아날로그 댄스 레코딩이 구현할 수 있는 최상의 사운드 해상도와 공간감을 증명한 중요한 이정표로 자리합니다.</w:t>
+        <w:t>유로팝과 하이에너지 사운드를 대중음악 최정점에 올려놓은 기념비적인 작품입니다.</w:t>
       </w:r>
     </w:p>
     <w:p>
@@ -444,7 +450,7 @@
           <w:b w:val="0"/>
           <w:sz w:val="21"/>
         </w:rPr>
-        <w:t>1980년대 말 냉전의 종식과 함께 자유를 갈망하던 전 세계 젊은이들의 활기찬 숨결이 고스란히 담겨 있습니다. 당시 한국의 롤러스케이트장과 젊음의 거리를 지배하며 한 시대를 풍미했던 이 음악은, 여전히 그 시절 순수했던 낭만과 두근거리던 청춘의 공기를 생생하게 환기해 줍니다.</w:t>
+        <w:t>80년대 말 젊은이들의 활기와 롤러스케이트장의 추억을 고스란히 간직한 시대의 타임캡슐입니다.</w:t>
       </w:r>
     </w:p>
     <w:p>
@@ -489,7 +495,7 @@
           <w:b w:val="0"/>
           <w:sz w:val="21"/>
         </w:rPr>
-        <w:t>대표곡 'Requiem'은 장엄한 신스 인트로로 서막을 연 뒤, 심장을 울리는 킥 드럼과 서정적인 멜로디 라인이 맹렬하게 교차하며 벅찬 카타르시스를 안겨줍니다. 롱 버전(Extended/12" Mix) 특유의 유려한 악기 솔로와 드라마틱한 브레이크다운은 곡의 입체적인 매력을 극대화합니다.</w:t>
+        <w:t>타이틀곡 'London Nights', 'Harlem Desire' 등 전주만 들어도 심장을 뛰게 하는 불멸의 댄스 클래식 수록</w:t>
       </w:r>
     </w:p>
     <w:p>
@@ -520,7 +526,7 @@
           <w:b w:val="0"/>
           <w:sz w:val="21"/>
         </w:rPr>
-        <w:t>45rpm 바이닐은 33rpm에 비해 소리 골(Groove)이 넓어, 왜곡 없는 풍성한 베이스와 선명하고 찰랑거리는 고음역의 조화를 유감없이 뿜어냅니다. 진공관 앰프의 따스한 배음과 결합될 때, 디지털 음원에서는 느낄 수 없는 묵직하고 탄력 넘치는 아날로그 펀치 사운드를 온몸으로 체감할 수 있습니다.</w:t>
+        <w:t>턴테이블 바늘을 타고 흐르는 경쾌한 신디사이저의 고역과 탄탄한 리듬 비트가 진공관을 통해 부드럽고 윤기 있게 재생됩니다.</w:t>
       </w:r>
     </w:p>
     <w:p>
@@ -551,7 +557,7 @@
           <w:b w:val="0"/>
           <w:sz w:val="21"/>
         </w:rPr>
-        <w:t>유로비트 르네상스의 정점을 상징하는 상징성과 함께, 최상의 음질을 보장하는 45rpm 12인치 싱글이라는 오디오파일적 희소성까지 갖추고 있어 정통 LP 컬렉터라면 반드시 라이브러리에 갖추어야 할 명반입니다.</w:t>
+        <w:t>80년대 팝 음악을 사랑하는 애호가라면 반드시 음반장에 꽂혀 있어야 할 필수 컬렉션입니다.</w:t>
       </w:r>
     </w:p>
     <w:p>
@@ -565,7 +571,7 @@
           <w:color w:val="4338CA"/>
           <w:sz w:val="21"/>
         </w:rPr>
-        <w:t>이 음반을 통해 찬란했던 80년대 청춘의 심장 박동과 아날로그 바이닐이 전해주는 감동을 다시 한번 경험해 보시는 것은 어떨까요?</w:t>
+        <w:t>이 음반을 통해 그 시절 찬란했던 젊은 날의 감동을 다시 한번 경험해 보시는 것은 어떨까요?</w:t>
       </w:r>
     </w:p>
     <w:sectPr>
